--- a/unreal/Plugins/MiVRy/Documentation/Documentation.docx
+++ b/unreal/Plugins/MiVRy/Documentation/Documentation.docx
@@ -101,7 +101,16 @@
           <w:sz w:val="32"/>
           <w:szCs w:val="32"/>
         </w:rPr>
-        <w:t>V2.12</w:t>
+        <w:t>V2.1</w:t>
+      </w:r>
+      <w:r>
+        <w:rPr>
+          <w:rFonts w:eastAsia="" w:cs="" w:ascii="Calibri Light" w:hAnsi="Calibri Light" w:asciiTheme="majorHAnsi" w:cstheme="majorBidi" w:eastAsiaTheme="majorEastAsia" w:hAnsiTheme="majorHAnsi"/>
+          <w:color w:themeColor="accent1" w:themeShade="bf" w:val="2F5496"/>
+          <w:sz w:val="32"/>
+          <w:szCs w:val="32"/>
+        </w:rPr>
+        <w:t>3</w:t>
       </w:r>
     </w:p>
     <w:p>
@@ -510,15 +519,7 @@
       </w:pPr>
       <w:r>
         <w:rPr/>
-        <w:t>Copyright (c) 202</w:t>
-      </w:r>
-      <w:r>
-        <w:rPr/>
-        <w:t>5</w:t>
-      </w:r>
-      <w:r>
-        <w:rPr/>
-        <w:t xml:space="preserve"> MARUI-PlugIn (inc.)</w:t>
+        <w:t>Copyright (c) 2025 MARUI-PlugIn (inc.)</w:t>
       </w:r>
     </w:p>
     <w:p>
@@ -645,28 +646,52 @@
       </w:pPr>
       <w:r>
         <w:rPr/>
-        <w:t>1: What is 3D Gesture Recognition</w:t>
-      </w:r>
-    </w:p>
-    <w:p>
-      <w:pPr>
-        <w:pStyle w:val="Normal"/>
-        <w:rPr/>
-      </w:pPr>
-      <w:r>
-        <w:rPr/>
-        <w:t>2: Quick Start Guide</w:t>
-      </w:r>
-    </w:p>
-    <w:p>
-      <w:pPr>
-        <w:pStyle w:val="Normal"/>
-        <w:rPr/>
-      </w:pPr>
-      <w:r>
-        <w:rPr/>
-        <w:t>3: Package Overview</w:t>
-      </w:r>
+        <w:t xml:space="preserve">1: </w:t>
+      </w:r>
+      <w:hyperlink w:anchor="_toc113">
+        <w:r>
+          <w:rPr>
+            <w:rStyle w:val="Hyperlink"/>
+          </w:rPr>
+          <w:t>What is 3D Gesture Recognition</w:t>
+        </w:r>
+      </w:hyperlink>
+    </w:p>
+    <w:p>
+      <w:pPr>
+        <w:pStyle w:val="Normal"/>
+        <w:rPr/>
+      </w:pPr>
+      <w:r>
+        <w:rPr/>
+        <w:t xml:space="preserve">2: </w:t>
+      </w:r>
+      <w:hyperlink w:anchor="_toc119">
+        <w:r>
+          <w:rPr>
+            <w:rStyle w:val="Hyperlink"/>
+          </w:rPr>
+          <w:t>Quick Start Guide</w:t>
+        </w:r>
+      </w:hyperlink>
+    </w:p>
+    <w:p>
+      <w:pPr>
+        <w:pStyle w:val="Normal"/>
+        <w:rPr/>
+      </w:pPr>
+      <w:r>
+        <w:rPr/>
+        <w:t xml:space="preserve">3: </w:t>
+      </w:r>
+      <w:hyperlink w:anchor="_toc139">
+        <w:r>
+          <w:rPr>
+            <w:rStyle w:val="Hyperlink"/>
+          </w:rPr>
+          <w:t>Package Overview</w:t>
+        </w:r>
+      </w:hyperlink>
     </w:p>
     <w:p>
       <w:pPr>
@@ -677,7 +702,7 @@
         <w:rPr/>
         <w:t xml:space="preserve">4: </w:t>
       </w:r>
-      <w:hyperlink w:anchor="_4%25253A_License_and">
+      <w:hyperlink w:anchor="_4%25252525253A_License_and">
         <w:r>
           <w:rPr>
             <w:rStyle w:val="Hyperlink"/>
@@ -693,78 +718,160 @@
       </w:pPr>
       <w:r>
         <w:rPr/>
-        <w:t>5: How to use the GestureManager</w:t>
-      </w:r>
-    </w:p>
-    <w:p>
-      <w:pPr>
-        <w:pStyle w:val="Normal"/>
-        <w:rPr/>
-      </w:pPr>
-      <w:r>
-        <w:rPr/>
-        <w:t>6: How to use the MiVRyActor</w:t>
-      </w:r>
-    </w:p>
-    <w:p>
-      <w:pPr>
-        <w:pStyle w:val="Normal"/>
-        <w:rPr/>
-      </w:pPr>
-      <w:r>
-        <w:rPr/>
-        <w:t>7: How to use the GestureRecognitionActor (for one-handed gestures)</w:t>
-      </w:r>
-    </w:p>
-    <w:p>
-      <w:pPr>
-        <w:pStyle w:val="Normal"/>
-        <w:rPr/>
-      </w:pPr>
-      <w:r>
-        <w:rPr/>
-        <w:t>8: How to use the GestureCombinationsActor (for two-handed gestures or gesture combos)</w:t>
-      </w:r>
-    </w:p>
-    <w:p>
-      <w:pPr>
-        <w:pStyle w:val="Normal"/>
-        <w:rPr/>
-      </w:pPr>
-      <w:r>
-        <w:rPr/>
-        <w:t>9: How to use the MiVRy Composite and Decorator in UE Behavior Trees</w:t>
-      </w:r>
-    </w:p>
-    <w:p>
-      <w:pPr>
-        <w:pStyle w:val="Normal"/>
-        <w:rPr/>
-      </w:pPr>
-      <w:r>
-        <w:rPr/>
-        <w:t xml:space="preserve">10: Troubleshooting and Frequently Asked Questions (FAQ) </w:t>
-      </w:r>
-    </w:p>
-    <w:p>
-      <w:pPr>
-        <w:pStyle w:val="Normal"/>
-        <w:rPr/>
-      </w:pPr>
-      <w:r>
-        <w:rPr/>
-        <w:t>11: Build / Packaging Instructions</w:t>
-      </w:r>
-    </w:p>
-    <w:p>
-      <w:pPr>
-        <w:pStyle w:val="Normal"/>
-        <w:rPr/>
-      </w:pPr>
-      <w:r>
-        <w:rPr/>
-        <w:t>12: Software license statement (EULA)</w:t>
-      </w:r>
+        <w:t xml:space="preserve">5: </w:t>
+      </w:r>
+      <w:hyperlink w:anchor="_toc158">
+        <w:r>
+          <w:rPr>
+            <w:rStyle w:val="Hyperlink"/>
+          </w:rPr>
+          <w:t>How to use the GestureManager</w:t>
+        </w:r>
+      </w:hyperlink>
+    </w:p>
+    <w:p>
+      <w:pPr>
+        <w:pStyle w:val="Normal"/>
+        <w:rPr/>
+      </w:pPr>
+      <w:r>
+        <w:rPr/>
+        <w:t xml:space="preserve">6: </w:t>
+      </w:r>
+      <w:hyperlink w:anchor="_toc170">
+        <w:r>
+          <w:rPr>
+            <w:rStyle w:val="Hyperlink"/>
+          </w:rPr>
+          <w:t>How to use the MiVRyActor</w:t>
+        </w:r>
+      </w:hyperlink>
+    </w:p>
+    <w:p>
+      <w:pPr>
+        <w:pStyle w:val="Normal"/>
+        <w:rPr/>
+      </w:pPr>
+      <w:r>
+        <w:rPr/>
+        <w:t xml:space="preserve">7: </w:t>
+      </w:r>
+      <w:hyperlink w:anchor="_toc181">
+        <w:r>
+          <w:rPr>
+            <w:rStyle w:val="Hyperlink"/>
+          </w:rPr>
+          <w:t>How to use the GestureRecognitionActor (for one-handed gestures)</w:t>
+        </w:r>
+      </w:hyperlink>
+    </w:p>
+    <w:p>
+      <w:pPr>
+        <w:pStyle w:val="Normal"/>
+        <w:rPr/>
+      </w:pPr>
+      <w:r>
+        <w:rPr/>
+        <w:t xml:space="preserve">8: </w:t>
+      </w:r>
+      <w:hyperlink w:anchor="_toc198">
+        <w:r>
+          <w:rPr>
+            <w:rStyle w:val="Hyperlink"/>
+          </w:rPr>
+          <w:t>How to use the GestureCombinationsActor (for two-handed gestures or gesture combos)</w:t>
+        </w:r>
+      </w:hyperlink>
+    </w:p>
+    <w:p>
+      <w:pPr>
+        <w:pStyle w:val="Normal"/>
+        <w:rPr/>
+      </w:pPr>
+      <w:r>
+        <w:rPr/>
+        <w:t xml:space="preserve">9: </w:t>
+      </w:r>
+      <w:hyperlink w:anchor="_toc217">
+        <w:r>
+          <w:rPr>
+            <w:rStyle w:val="Hyperlink"/>
+          </w:rPr>
+          <w:t>How to use the MiVRy Composite and Decorator in UE Behavior Trees</w:t>
+        </w:r>
+      </w:hyperlink>
+    </w:p>
+    <w:p>
+      <w:pPr>
+        <w:pStyle w:val="Normal"/>
+        <w:rPr/>
+      </w:pPr>
+      <w:r>
+        <w:rPr/>
+        <w:t xml:space="preserve">10: </w:t>
+      </w:r>
+      <w:hyperlink w:anchor="_toc228">
+        <w:r>
+          <w:rPr>
+            <w:rStyle w:val="Hyperlink"/>
+          </w:rPr>
+          <w:t>Special applications</w:t>
+        </w:r>
+      </w:hyperlink>
+    </w:p>
+    <w:p>
+      <w:pPr>
+        <w:pStyle w:val="Normal"/>
+        <w:rPr/>
+      </w:pPr>
+      <w:r>
+        <w:rPr/>
+        <w:t xml:space="preserve">11: </w:t>
+      </w:r>
+      <w:hyperlink w:anchor="_toc245">
+        <w:r>
+          <w:rPr>
+            <w:rStyle w:val="Hyperlink"/>
+          </w:rPr>
+          <w:t xml:space="preserve">Troubleshooting and Frequently Asked Questions (FAQ) </w:t>
+        </w:r>
+      </w:hyperlink>
+    </w:p>
+    <w:p>
+      <w:pPr>
+        <w:pStyle w:val="Normal"/>
+        <w:rPr/>
+      </w:pPr>
+      <w:r>
+        <w:rPr/>
+        <w:t xml:space="preserve">12: </w:t>
+      </w:r>
+      <w:hyperlink w:anchor="_toc327">
+        <w:r>
+          <w:rPr>
+            <w:rStyle w:val="Hyperlink"/>
+          </w:rPr>
+          <w:t>Build / Packaging Instructions</w:t>
+        </w:r>
+      </w:hyperlink>
+    </w:p>
+    <w:p>
+      <w:pPr>
+        <w:pStyle w:val="Normal"/>
+        <w:rPr/>
+      </w:pPr>
+      <w:r>
+        <w:rPr/>
+        <w:t xml:space="preserve">13: </w:t>
+      </w:r>
+      <w:hyperlink w:anchor="_toc330">
+        <w:r>
+          <w:rPr>
+            <w:rStyle w:val="Hyperlink"/>
+          </w:rPr>
+          <w:t>Software license statement (EULA)</w:t>
+        </w:r>
+      </w:hyperlink>
     </w:p>
     <w:p>
       <w:pPr>
@@ -784,6 +891,8 @@
         <w:spacing w:before="0" w:after="0"/>
         <w:rPr/>
       </w:pPr>
+      <w:bookmarkStart w:id="2" w:name="_toc113"/>
+      <w:bookmarkEnd w:id="2"/>
       <w:r>
         <w:rPr/>
         <w:t>1: What is 3D Gesture Recognition?</w:t>
@@ -886,6 +995,8 @@
         <w:spacing w:before="0" w:after="0"/>
         <w:rPr/>
       </w:pPr>
+      <w:bookmarkStart w:id="3" w:name="_toc119"/>
+      <w:bookmarkEnd w:id="3"/>
       <w:r>
         <w:rPr/>
         <w:t>2: Quick Start Guide:</w:t>
@@ -1459,6 +1570,8 @@
         <w:spacing w:before="0" w:after="0"/>
         <w:rPr/>
       </w:pPr>
+      <w:bookmarkStart w:id="4" w:name="_toc139"/>
+      <w:bookmarkEnd w:id="4"/>
       <w:r>
         <w:rPr/>
         <w:t>3: Package Overview:</w:t>
@@ -1647,8 +1760,8 @@
         <w:spacing w:before="0" w:after="0"/>
         <w:rPr/>
       </w:pPr>
-      <w:bookmarkStart w:id="2" w:name="_4%25253A_License_and"/>
-      <w:bookmarkEnd w:id="2"/>
+      <w:bookmarkStart w:id="5" w:name="_4%25252525253A_License_and"/>
+      <w:bookmarkEnd w:id="5"/>
       <w:r>
         <w:rPr/>
         <w:t>4: License and Activation</w:t>
@@ -1813,6 +1926,8 @@
         <w:spacing w:before="0" w:after="0"/>
         <w:rPr/>
       </w:pPr>
+      <w:bookmarkStart w:id="6" w:name="_toc158"/>
+      <w:bookmarkEnd w:id="6"/>
       <w:r>
         <w:rPr/>
         <w:t>5: How to use the GestureManager</w:t>
@@ -1962,6 +2077,62 @@
     <w:p>
       <w:pPr>
         <w:pStyle w:val="Normal"/>
+        <w:rPr/>
+      </w:pPr>
+      <w:r>
+        <w:rPr>
+          <w:i/>
+          <w:iCs/>
+        </w:rPr>
+        <w:t>Compensate head motion during gesture</w:t>
+      </w:r>
+      <w:r>
+        <w:rPr/>
+        <w:t>: Whether the motion of your frame of reference should be removed from the motion of the joints of the hands. For example, if you’re turning you head to the right while constantly holding your hand in front of your face, the head rotation will be compensated and your hand will appear motionless to the gesture recognition AI. This setting affects how gestures are recorded – it is not possible to change this after the gesture sample has been recorded. Please note that activating the "compensate head motion" option is likely to result in lower recognition scores and lower similarity values for identified gestures. This is because people tend to look at their hands when gesturing. Imagine making a "swipe-left" gesture and a "swipe-right" gesture. If you don't compensate head motion, they are easy to distinguish. But if you look at your hands while making the gesture and compensate for that head motion, then all that MiVRy gets is that your hand stays in front of your face. Then it's difficult to distinguish whether you swiped left or right.</w:t>
+      </w:r>
+    </w:p>
+    <w:p>
+      <w:pPr>
+        <w:pStyle w:val="Normal"/>
+        <w:rPr/>
+      </w:pPr>
+      <w:r>
+        <w:rPr>
+          <w:i/>
+          <w:iCs/>
+        </w:rPr>
+        <w:t>Coordinate System Conversion</w:t>
+      </w:r>
+      <w:r>
+        <w:rPr/>
+        <w:t>: These two settings help to ensure that the same VR coordinates (the directions of “x”, “y”, and “z” of the headset and controllers) are used by the Gesture Manager and your final project. Set “</w:t>
+      </w:r>
+      <w:r>
+        <w:rPr>
+          <w:i/>
+          <w:iCs/>
+        </w:rPr>
+        <w:t>Unity XR Plug-in</w:t>
+      </w:r>
+      <w:r>
+        <w:rPr/>
+        <w:t>” to the XR plug-in that you are using in Unity (in Unity Project Settings -&gt; XR Plug-in Management). Set “</w:t>
+      </w:r>
+      <w:r>
+        <w:rPr>
+          <w:i/>
+          <w:iCs/>
+        </w:rPr>
+        <w:t>MiVRy Coordinate System</w:t>
+      </w:r>
+      <w:r>
+        <w:rPr/>
+        <w:t>” to whichever coordinate system you want to use in your own project (for example: “Unreal” for Unreal Engine coordinates). If you don’t wish to use different coordinate systems, you don’t need to adjust these values.</w:t>
+      </w:r>
+    </w:p>
+    <w:p>
+      <w:pPr>
+        <w:pStyle w:val="Normal"/>
         <w:rPr>
           <w:rFonts w:ascii="Calibri Light" w:hAnsi="Calibri Light" w:eastAsia="" w:cs="" w:asciiTheme="majorHAnsi" w:cstheme="majorBidi" w:eastAsiaTheme="majorEastAsia" w:hAnsiTheme="majorHAnsi"/>
           <w:color w:themeColor="accent1" w:themeShade="bf" w:val="2F5496"/>
@@ -1990,6 +2161,8 @@
         <w:spacing w:before="0" w:after="0"/>
         <w:rPr/>
       </w:pPr>
+      <w:bookmarkStart w:id="7" w:name="_toc170"/>
+      <w:bookmarkEnd w:id="7"/>
       <w:r>
         <w:rPr/>
         <w:t>6: How to use the MiVRyActor gesture recognition object</w:t>
@@ -2114,6 +2287,8 @@
         <w:spacing w:before="0" w:after="0"/>
         <w:rPr/>
       </w:pPr>
+      <w:bookmarkStart w:id="8" w:name="_toc181"/>
+      <w:bookmarkEnd w:id="8"/>
       <w:r>
         <w:rPr/>
         <w:t>7: How to use the GestureRecognitionActor (for one-handed gestures):</w:t>
@@ -2505,6 +2680,8 @@
         <w:spacing w:before="0" w:after="0"/>
         <w:rPr/>
       </w:pPr>
+      <w:bookmarkStart w:id="9" w:name="_toc198"/>
+      <w:bookmarkEnd w:id="9"/>
       <w:r>
         <w:rPr/>
         <w:t>8: How to use the GestureCombinationsActor (for two-handed gestures or gesture combos):</w:t>
@@ -2914,6 +3091,8 @@
         <w:pStyle w:val="Heading2"/>
         <w:rPr/>
       </w:pPr>
+      <w:bookmarkStart w:id="10" w:name="_toc217"/>
+      <w:bookmarkEnd w:id="10"/>
       <w:r>
         <w:rPr/>
         <w:t>9 How to use the MiVRy Composite and Decorator in UE Behavior Trees</w:t>
@@ -3094,15 +3273,222 @@
       <w:r>
         <w:rPr/>
       </w:r>
+      <w:r>
+        <w:br w:type="page"/>
+      </w:r>
     </w:p>
     <w:p>
       <w:pPr>
         <w:pStyle w:val="Heading2"/>
-        <w:rPr/>
-      </w:pPr>
-      <w:r>
-        <w:rPr/>
-        <w:t>10 Troubleshooting and Frequently Asked Questions (FAQ):</w:t>
+        <w:spacing w:before="0" w:after="0"/>
+        <w:rPr/>
+      </w:pPr>
+      <w:bookmarkStart w:id="11" w:name="_toc228"/>
+      <w:bookmarkEnd w:id="11"/>
+      <w:r>
+        <w:rPr/>
+        <w:t>10. Special Applications</w:t>
+      </w:r>
+    </w:p>
+    <w:p>
+      <w:pPr>
+        <w:pStyle w:val="Normal"/>
+        <w:spacing w:before="0" w:after="0"/>
+        <w:rPr/>
+      </w:pPr>
+      <w:r>
+        <w:rPr/>
+      </w:r>
+    </w:p>
+    <w:p>
+      <w:pPr>
+        <w:pStyle w:val="Normal"/>
+        <w:spacing w:before="0" w:after="0"/>
+        <w:rPr>
+          <w:b/>
+          <w:bCs/>
+        </w:rPr>
+      </w:pPr>
+      <w:r>
+        <w:rPr>
+          <w:b/>
+          <w:bCs/>
+        </w:rPr>
+        <w:t>(1) Identifying gestures while walking in the real world:</w:t>
+      </w:r>
+    </w:p>
+    <w:p>
+      <w:pPr>
+        <w:pStyle w:val="Normal"/>
+        <w:spacing w:before="0" w:after="0"/>
+        <w:rPr/>
+      </w:pPr>
+      <w:r>
+        <w:rPr/>
+        <w:t>If you want to identify a gesture while changing your position or orientation in the real world, it can help to activate the "Compensate Head Motion" option of MiVRy.</w:t>
+      </w:r>
+    </w:p>
+    <w:p>
+      <w:pPr>
+        <w:pStyle w:val="Normal"/>
+        <w:spacing w:before="0" w:after="0"/>
+        <w:rPr/>
+      </w:pPr>
+      <w:r>
+        <w:rPr/>
+        <w:t>This will cause MiVRy to record the controller position relative to the current headset position and rotation.</w:t>
+      </w:r>
+    </w:p>
+    <w:p>
+      <w:pPr>
+        <w:pStyle w:val="Normal"/>
+        <w:spacing w:before="0" w:after="0"/>
+        <w:rPr/>
+      </w:pPr>
+      <w:r>
+        <w:rPr/>
+        <w:t>In the Gesture Manager this can be activates in the Menu below the Recording Submenu under "Compensate Head Motion".</w:t>
+      </w:r>
+    </w:p>
+    <w:p>
+      <w:pPr>
+        <w:pStyle w:val="Normal"/>
+        <w:spacing w:before="0" w:after="0"/>
+        <w:rPr/>
+      </w:pPr>
+      <w:r>
+        <w:rPr/>
+        <w:t>In the MivryActor component offers the setting "CompensateHeadMotion".</w:t>
+      </w:r>
+    </w:p>
+    <w:p>
+      <w:pPr>
+        <w:pStyle w:val="Normal"/>
+        <w:spacing w:before="0" w:after="0"/>
+        <w:rPr/>
+      </w:pPr>
+      <w:r>
+        <w:rPr/>
+        <w:t>Please note that activating the "compensate head motion" option is likely to result in lower recognition scores and lower similarity values for identified gestures. This is because people tend to look at their hands when gesturing. Imagine making a "swipe-left" gesture and a "swipe-right" gesture. If you don't compensate head motion, they are easy to distinguish. But if you look at your hands while making the gesture and compensate for that head motion, then all that MiVRy gets is that your hand stays in front of your face. Then it's difficult to distinguish whether you swiped left or right.</w:t>
+      </w:r>
+    </w:p>
+    <w:p>
+      <w:pPr>
+        <w:pStyle w:val="Normal"/>
+        <w:spacing w:before="0" w:after="0"/>
+        <w:rPr/>
+      </w:pPr>
+      <w:r>
+        <w:rPr/>
+      </w:r>
+    </w:p>
+    <w:p>
+      <w:pPr>
+        <w:pStyle w:val="Normal"/>
+        <w:spacing w:before="0" w:after="0"/>
+        <w:rPr>
+          <w:b/>
+          <w:bCs/>
+        </w:rPr>
+      </w:pPr>
+      <w:r>
+        <w:rPr>
+          <w:b/>
+          <w:bCs/>
+        </w:rPr>
+        <w:t>(2) Continuous gesture identification</w:t>
+      </w:r>
+    </w:p>
+    <w:p>
+      <w:pPr>
+        <w:pStyle w:val="Normal"/>
+        <w:spacing w:before="0" w:after="0"/>
+        <w:rPr/>
+      </w:pPr>
+      <w:r>
+        <w:rPr/>
+      </w:r>
+    </w:p>
+    <w:p>
+      <w:pPr>
+        <w:pStyle w:val="Normal"/>
+        <w:spacing w:before="0" w:after="0"/>
+        <w:rPr/>
+      </w:pPr>
+      <w:r>
+        <w:rPr/>
+        <w:t>If you don't want to explicity define the beginning and end of a gesture motion (e.g. with a trigger button), you can use MiVRy to continously try to identify ongoing gesture motions while they are in the process.</w:t>
+      </w:r>
+    </w:p>
+    <w:p>
+      <w:pPr>
+        <w:pStyle w:val="Normal"/>
+        <w:spacing w:before="0" w:after="0"/>
+        <w:rPr/>
+      </w:pPr>
+      <w:r>
+        <w:rPr/>
+        <w:t>In the `MiVRyActor` component, this can be activated with the `ContinuousGestureRecognition` option.</w:t>
+      </w:r>
+    </w:p>
+    <w:p>
+      <w:pPr>
+        <w:pStyle w:val="Normal"/>
+        <w:spacing w:before="0" w:after="0"/>
+        <w:rPr/>
+      </w:pPr>
+      <w:r>
+        <w:rPr/>
+        <w:t>Please note that you still need to define a trigger to start/stop the overall identification process. Between the start and stop indicated by the trigger, MiVRy will continously try to identify the gesture motion. However, can set the trigger to an absolute value higher than the threshold instead of using some user input - then MiVRy will start immediately when the level is started.</w:t>
+      </w:r>
+    </w:p>
+    <w:p>
+      <w:pPr>
+        <w:pStyle w:val="Normal"/>
+        <w:spacing w:before="0" w:after="0"/>
+        <w:rPr/>
+      </w:pPr>
+      <w:r>
+        <w:rPr/>
+        <w:t>To do this with the `GestureRecognition` or `GestureCombinations` objects directly, you still have to call “startStroke” once (for example at the start of the level), and then you still have to continuously provide the controller position with the “contdStroke” function.</w:t>
+      </w:r>
+    </w:p>
+    <w:p>
+      <w:pPr>
+        <w:pStyle w:val="Normal"/>
+        <w:spacing w:before="0" w:after="0"/>
+        <w:rPr/>
+      </w:pPr>
+      <w:r>
+        <w:rPr/>
+        <w:t>After each call to the “contdStroke” function, you can use the “contdIdentify” function to identify the currently performed gesture. Use the contdIdentificationPeriod value to control how long of a time frame to consider in the identification. You can also use contdIdentificationSmoothing to avoid the identification result from jumping from one gesture ID to another too easily. For recording continuous gestures, you can use the "contdRecord" function, which should also be called after each call to "contdStroke" during recording. You don't need to call "endStroke" until you're finishing your gesture recording or identification session.</w:t>
+      </w:r>
+    </w:p>
+    <w:p>
+      <w:pPr>
+        <w:pStyle w:val="Normal"/>
+        <w:spacing w:before="0" w:after="0"/>
+        <w:rPr/>
+      </w:pPr>
+      <w:r>
+        <w:rPr/>
+        <w:t>Check the settings for `ContinuousGesturePeriod` and `ContinuousGestureSmoothing` to specify details regarding the continuous gesture identification.</w:t>
+      </w:r>
+      <w:r>
+        <w:br w:type="page"/>
+      </w:r>
+    </w:p>
+    <w:p>
+      <w:pPr>
+        <w:pStyle w:val="Heading2"/>
+        <w:spacing w:before="0" w:after="0"/>
+        <w:rPr/>
+      </w:pPr>
+      <w:bookmarkStart w:id="12" w:name="_toc245"/>
+      <w:bookmarkEnd w:id="12"/>
+      <w:r>
+        <w:rPr/>
+        <w:t>11 Troubleshooting and Frequently Asked Questions (FAQ):</w:t>
         <w:br/>
       </w:r>
     </w:p>
@@ -4297,9 +4683,11 @@
         <w:spacing w:before="0" w:after="0"/>
         <w:rPr/>
       </w:pPr>
-      <w:r>
-        <w:rPr/>
-        <w:t>11 Build / Packaging Instructions</w:t>
+      <w:bookmarkStart w:id="13" w:name="_toc327"/>
+      <w:bookmarkEnd w:id="13"/>
+      <w:r>
+        <w:rPr/>
+        <w:t>12 Build / Packaging Instructions</w:t>
       </w:r>
     </w:p>
     <w:p>
@@ -4463,9 +4851,11 @@
         <w:pStyle w:val="Heading2"/>
         <w:rPr/>
       </w:pPr>
-      <w:r>
-        <w:rPr/>
-        <w:t>12 Software license statement (EULA):</w:t>
+      <w:bookmarkStart w:id="14" w:name="_toc330"/>
+      <w:bookmarkEnd w:id="14"/>
+      <w:r>
+        <w:rPr/>
+        <w:t>13 Software license statement (EULA):</w:t>
       </w:r>
     </w:p>
     <w:p>

--- a/unreal/Plugins/MiVRy/Documentation/Documentation.docx
+++ b/unreal/Plugins/MiVRy/Documentation/Documentation.docx
@@ -110,7 +110,7 @@
           <w:sz w:val="32"/>
           <w:szCs w:val="32"/>
         </w:rPr>
-        <w:t>3</w:t>
+        <w:t>4</w:t>
       </w:r>
     </w:p>
     <w:p>
@@ -702,7 +702,7 @@
         <w:rPr/>
         <w:t xml:space="preserve">4: </w:t>
       </w:r>
-      <w:hyperlink w:anchor="_4%25252525253A_License_and">
+      <w:hyperlink w:anchor="_4%2525252525253A_License_and">
         <w:r>
           <w:rPr>
             <w:rStyle w:val="Hyperlink"/>
@@ -1760,7 +1760,7 @@
         <w:spacing w:before="0" w:after="0"/>
         <w:rPr/>
       </w:pPr>
-      <w:bookmarkStart w:id="5" w:name="_4%25252525253A_License_and"/>
+      <w:bookmarkStart w:id="5" w:name="_4%2525252525253A_License_and"/>
       <w:bookmarkEnd w:id="5"/>
       <w:r>
         <w:rPr/>
@@ -4622,7 +4622,804 @@
         <w:br/>
         <w:br/>
         <w:t>You can use the "Continuous Gesture Identification" feature of MiVRy. When using the "GestureRecognition" or "GestureCombinations" objects directly, use the "contdIdentify" function - you can call this function repeatedly (for example on every frame or when something in your app happens) and every time it will tell you which gesture is currently being performed. When using the Unity "Mivry" component or the UnrealEngine "MivryActor", use the "Continuous Gesture Identification" switch. Either way, two settings are important for Continuous Gesture Identification: "Continuous Gesture Period" and "Continuous Gesture Smoothing". "Continuous Gesture Period" is the time frame (in milliseconds) that continuous gestures are expected to be. So if your gestures take 1 second to perform, set this to "1000" so that MiVRy will consider the last 1000 milliseconds to identify the gesture. "Continuous Gesture Smoothing" is the number of samples (previous calls to "contdIdentify" to use for smoothing continuous gesture identification results). When setting this to zero, each attempt to identify the gesture will stand alone, which may lead to sudden changes when switching from one gesture to another. If ContinuousGestureSmoothing is higher than zero, MiVRy will remember previous attempts to identify the gesture and will produce more stable output.</w:t>
-        <w:br/>
+      </w:r>
+    </w:p>
+    <w:p>
+      <w:pPr>
+        <w:pStyle w:val="ListParagraph"/>
+        <w:numPr>
+          <w:ilvl w:val="0"/>
+          <w:numId w:val="0"/>
+        </w:numPr>
+        <w:ind w:hanging="0" w:left="720"/>
+        <w:rPr/>
+      </w:pPr>
+      <w:r>
+        <w:rPr/>
+      </w:r>
+    </w:p>
+    <w:p>
+      <w:pPr>
+        <w:pStyle w:val="ListParagraph"/>
+        <w:numPr>
+          <w:ilvl w:val="0"/>
+          <w:numId w:val="1"/>
+        </w:numPr>
+        <w:rPr/>
+      </w:pPr>
+      <w:r>
+        <w:rPr/>
+        <w:t xml:space="preserve"> </w:t>
+      </w:r>
+      <w:r>
+        <w:rPr/>
+        <w:t>What are the “TrainingParameter”s which can be set?</w:t>
+      </w:r>
+    </w:p>
+    <w:p>
+      <w:pPr>
+        <w:pStyle w:val="ListParagraph"/>
+        <w:numPr>
+          <w:ilvl w:val="0"/>
+          <w:numId w:val="0"/>
+        </w:numPr>
+        <w:ind w:hanging="0" w:left="720"/>
+        <w:rPr/>
+      </w:pPr>
+      <w:r>
+        <w:rPr/>
+        <w:t>T</w:t>
+      </w:r>
+      <w:r>
+        <w:rPr/>
+        <w:t>he `setTrainingParameter` function allows you to define specific features of the AI training process. This is intended for advanced users to adust the training process for they specific requirements of their applications.</w:t>
+      </w:r>
+    </w:p>
+    <w:p>
+      <w:pPr>
+        <w:pStyle w:val="ListParagraph"/>
+        <w:numPr>
+          <w:ilvl w:val="0"/>
+          <w:numId w:val="0"/>
+        </w:numPr>
+        <w:ind w:hanging="0" w:left="720"/>
+        <w:rPr/>
+      </w:pPr>
+      <w:r>
+        <w:rPr/>
+        <w:t>The default for each parameter is "-1", which is to interactively adjust this value based on the progress during training.</w:t>
+      </w:r>
+    </w:p>
+    <w:p>
+      <w:pPr>
+        <w:pStyle w:val="ListParagraph"/>
+        <w:numPr>
+          <w:ilvl w:val="0"/>
+          <w:numId w:val="0"/>
+        </w:numPr>
+        <w:ind w:hanging="0" w:left="720"/>
+        <w:rPr/>
+      </w:pPr>
+      <w:r>
+        <w:rPr/>
+        <w:t>The meaning of the individual parameters is as follows:</w:t>
+      </w:r>
+    </w:p>
+    <w:p>
+      <w:pPr>
+        <w:pStyle w:val="ListParagraph"/>
+        <w:numPr>
+          <w:ilvl w:val="0"/>
+          <w:numId w:val="0"/>
+        </w:numPr>
+        <w:ind w:hanging="0" w:left="720"/>
+        <w:rPr/>
+      </w:pPr>
+      <w:r>
+        <w:rPr/>
+      </w:r>
+    </w:p>
+    <w:p>
+      <w:pPr>
+        <w:pStyle w:val="ListParagraph"/>
+        <w:numPr>
+          <w:ilvl w:val="0"/>
+          <w:numId w:val="0"/>
+        </w:numPr>
+        <w:ind w:hanging="0" w:left="720"/>
+        <w:rPr/>
+      </w:pPr>
+      <w:r>
+        <w:rPr/>
+        <w:t xml:space="preserve"> </w:t>
+      </w:r>
+      <w:r>
+        <w:rPr>
+          <w:i/>
+          <w:iCs/>
+        </w:rPr>
+        <w:t>Lambda (ID: 0)</w:t>
+      </w:r>
+    </w:p>
+    <w:p>
+      <w:pPr>
+        <w:pStyle w:val="ListParagraph"/>
+        <w:numPr>
+          <w:ilvl w:val="0"/>
+          <w:numId w:val="0"/>
+        </w:numPr>
+        <w:ind w:hanging="0" w:left="720"/>
+        <w:rPr/>
+      </w:pPr>
+      <w:r>
+        <w:rPr/>
+        <w:t>The 'lambda' parameter which controls the "speed" at which the training is performed.</w:t>
+      </w:r>
+    </w:p>
+    <w:p>
+      <w:pPr>
+        <w:pStyle w:val="ListParagraph"/>
+        <w:numPr>
+          <w:ilvl w:val="0"/>
+          <w:numId w:val="0"/>
+        </w:numPr>
+        <w:ind w:hanging="0" w:left="720"/>
+        <w:rPr/>
+      </w:pPr>
+      <w:r>
+        <w:rPr/>
+        <w:t>A higher value may speed up convergence to an optimal solution during training, but increases the risk of "derailing" ie not finding a good solution at all.</w:t>
+      </w:r>
+    </w:p>
+    <w:p>
+      <w:pPr>
+        <w:pStyle w:val="ListParagraph"/>
+        <w:numPr>
+          <w:ilvl w:val="0"/>
+          <w:numId w:val="0"/>
+        </w:numPr>
+        <w:ind w:hanging="0" w:left="720"/>
+        <w:rPr/>
+      </w:pPr>
+      <w:r>
+        <w:rPr/>
+      </w:r>
+    </w:p>
+    <w:p>
+      <w:pPr>
+        <w:pStyle w:val="ListParagraph"/>
+        <w:numPr>
+          <w:ilvl w:val="0"/>
+          <w:numId w:val="0"/>
+        </w:numPr>
+        <w:ind w:hanging="0" w:left="720"/>
+        <w:rPr/>
+      </w:pPr>
+      <w:r>
+        <w:rPr/>
+        <w:t xml:space="preserve"> </w:t>
+      </w:r>
+      <w:r>
+        <w:rPr>
+          <w:i/>
+          <w:iCs/>
+        </w:rPr>
+        <w:t>NumberOfNodes (ID: 1)</w:t>
+      </w:r>
+    </w:p>
+    <w:p>
+      <w:pPr>
+        <w:pStyle w:val="ListParagraph"/>
+        <w:numPr>
+          <w:ilvl w:val="0"/>
+          <w:numId w:val="0"/>
+        </w:numPr>
+        <w:ind w:hanging="0" w:left="720"/>
+        <w:rPr/>
+      </w:pPr>
+      <w:r>
+        <w:rPr/>
+        <w:t>Sets the number of "neurons" (neural nodes) in each layer of the neural network.</w:t>
+      </w:r>
+    </w:p>
+    <w:p>
+      <w:pPr>
+        <w:pStyle w:val="ListParagraph"/>
+        <w:numPr>
+          <w:ilvl w:val="0"/>
+          <w:numId w:val="0"/>
+        </w:numPr>
+        <w:ind w:hanging="0" w:left="720"/>
+        <w:rPr/>
+      </w:pPr>
+      <w:r>
+        <w:rPr/>
+      </w:r>
+    </w:p>
+    <w:p>
+      <w:pPr>
+        <w:pStyle w:val="ListParagraph"/>
+        <w:numPr>
+          <w:ilvl w:val="0"/>
+          <w:numId w:val="0"/>
+        </w:numPr>
+        <w:ind w:hanging="0" w:left="720"/>
+        <w:rPr/>
+      </w:pPr>
+      <w:r>
+        <w:rPr/>
+        <w:t xml:space="preserve"> </w:t>
+      </w:r>
+      <w:r>
+        <w:rPr>
+          <w:i/>
+          <w:iCs/>
+        </w:rPr>
+        <w:t>NumberOfLayers (ID: 2)</w:t>
+      </w:r>
+    </w:p>
+    <w:p>
+      <w:pPr>
+        <w:pStyle w:val="ListParagraph"/>
+        <w:numPr>
+          <w:ilvl w:val="0"/>
+          <w:numId w:val="0"/>
+        </w:numPr>
+        <w:ind w:hanging="0" w:left="720"/>
+        <w:rPr/>
+      </w:pPr>
+      <w:r>
+        <w:rPr/>
+        <w:t>Sets the number of layers in the neural network.</w:t>
+      </w:r>
+    </w:p>
+    <w:p>
+      <w:pPr>
+        <w:pStyle w:val="ListParagraph"/>
+        <w:numPr>
+          <w:ilvl w:val="0"/>
+          <w:numId w:val="0"/>
+        </w:numPr>
+        <w:ind w:hanging="0" w:left="720"/>
+        <w:rPr/>
+      </w:pPr>
+      <w:r>
+        <w:rPr/>
+      </w:r>
+    </w:p>
+    <w:p>
+      <w:pPr>
+        <w:pStyle w:val="ListParagraph"/>
+        <w:numPr>
+          <w:ilvl w:val="0"/>
+          <w:numId w:val="0"/>
+        </w:numPr>
+        <w:ind w:hanging="0" w:left="720"/>
+        <w:rPr>
+          <w:i/>
+          <w:i/>
+          <w:iCs/>
+        </w:rPr>
+      </w:pPr>
+      <w:r>
+        <w:rPr>
+          <w:i/>
+          <w:iCs/>
+        </w:rPr>
+        <w:t>SampleResolution (ID: 3)</w:t>
+      </w:r>
+    </w:p>
+    <w:p>
+      <w:pPr>
+        <w:pStyle w:val="ListParagraph"/>
+        <w:numPr>
+          <w:ilvl w:val="0"/>
+          <w:numId w:val="0"/>
+        </w:numPr>
+        <w:ind w:hanging="0" w:left="720"/>
+        <w:rPr/>
+      </w:pPr>
+      <w:r>
+        <w:rPr/>
+        <w:t>Sets the number of data points to use per sample (stroke).</w:t>
+      </w:r>
+    </w:p>
+    <w:p>
+      <w:pPr>
+        <w:pStyle w:val="ListParagraph"/>
+        <w:numPr>
+          <w:ilvl w:val="0"/>
+          <w:numId w:val="0"/>
+        </w:numPr>
+        <w:ind w:hanging="0" w:left="720"/>
+        <w:rPr/>
+      </w:pPr>
+      <w:r>
+        <w:rPr/>
+      </w:r>
+    </w:p>
+    <w:p>
+      <w:pPr>
+        <w:pStyle w:val="ListParagraph"/>
+        <w:numPr>
+          <w:ilvl w:val="0"/>
+          <w:numId w:val="0"/>
+        </w:numPr>
+        <w:ind w:hanging="0" w:left="720"/>
+        <w:rPr/>
+      </w:pPr>
+      <w:r>
+        <w:rPr/>
+        <w:t xml:space="preserve"> </w:t>
+      </w:r>
+      <w:r>
+        <w:rPr>
+          <w:i/>
+          <w:iCs/>
+        </w:rPr>
+        <w:t>ControllerRotation (ID: 4)</w:t>
+      </w:r>
+    </w:p>
+    <w:p>
+      <w:pPr>
+        <w:pStyle w:val="ListParagraph"/>
+        <w:numPr>
+          <w:ilvl w:val="0"/>
+          <w:numId w:val="0"/>
+        </w:numPr>
+        <w:ind w:hanging="0" w:left="720"/>
+        <w:rPr/>
+      </w:pPr>
+      <w:r>
+        <w:rPr/>
+        <w:t>Whether to use the orientation/rotation of the VR controller.</w:t>
+      </w:r>
+    </w:p>
+    <w:p>
+      <w:pPr>
+        <w:pStyle w:val="ListParagraph"/>
+        <w:numPr>
+          <w:ilvl w:val="0"/>
+          <w:numId w:val="0"/>
+        </w:numPr>
+        <w:ind w:hanging="0" w:left="720"/>
+        <w:rPr/>
+      </w:pPr>
+      <w:r>
+        <w:rPr/>
+        <w:t>"0" mean no, "1" means yes.</w:t>
+      </w:r>
+    </w:p>
+    <w:p>
+      <w:pPr>
+        <w:pStyle w:val="ListParagraph"/>
+        <w:numPr>
+          <w:ilvl w:val="0"/>
+          <w:numId w:val="0"/>
+        </w:numPr>
+        <w:ind w:hanging="0" w:left="720"/>
+        <w:rPr/>
+      </w:pPr>
+      <w:r>
+        <w:rPr/>
+      </w:r>
+    </w:p>
+    <w:p>
+      <w:pPr>
+        <w:pStyle w:val="ListParagraph"/>
+        <w:numPr>
+          <w:ilvl w:val="0"/>
+          <w:numId w:val="0"/>
+        </w:numPr>
+        <w:ind w:hanging="0" w:left="720"/>
+        <w:rPr/>
+      </w:pPr>
+      <w:r>
+        <w:rPr/>
+        <w:t xml:space="preserve"> </w:t>
+      </w:r>
+      <w:r>
+        <w:rPr>
+          <w:i/>
+          <w:iCs/>
+        </w:rPr>
+        <w:t>RotatePath (ID: 5)</w:t>
+      </w:r>
+    </w:p>
+    <w:p>
+      <w:pPr>
+        <w:pStyle w:val="ListParagraph"/>
+        <w:numPr>
+          <w:ilvl w:val="0"/>
+          <w:numId w:val="0"/>
+        </w:numPr>
+        <w:ind w:hanging="0" w:left="720"/>
+        <w:rPr/>
+      </w:pPr>
+      <w:r>
+        <w:rPr/>
+        <w:t>Training parameter for whether to use path rotation. "0" mean no, "1" means yes.</w:t>
+      </w:r>
+    </w:p>
+    <w:p>
+      <w:pPr>
+        <w:pStyle w:val="ListParagraph"/>
+        <w:numPr>
+          <w:ilvl w:val="0"/>
+          <w:numId w:val="0"/>
+        </w:numPr>
+        <w:ind w:hanging="0" w:left="720"/>
+        <w:rPr/>
+      </w:pPr>
+      <w:r>
+        <w:rPr/>
+      </w:r>
+    </w:p>
+    <w:p>
+      <w:pPr>
+        <w:pStyle w:val="ListParagraph"/>
+        <w:numPr>
+          <w:ilvl w:val="0"/>
+          <w:numId w:val="0"/>
+        </w:numPr>
+        <w:ind w:hanging="0" w:left="720"/>
+        <w:rPr/>
+      </w:pPr>
+      <w:r>
+        <w:rPr/>
+        <w:t xml:space="preserve"> </w:t>
+      </w:r>
+      <w:r>
+        <w:rPr>
+          <w:i/>
+          <w:iCs/>
+        </w:rPr>
+        <w:t>ProfileAlgorithm (ID: 6)</w:t>
+      </w:r>
+    </w:p>
+    <w:p>
+      <w:pPr>
+        <w:pStyle w:val="ListParagraph"/>
+        <w:numPr>
+          <w:ilvl w:val="0"/>
+          <w:numId w:val="0"/>
+        </w:numPr>
+        <w:ind w:hanging="0" w:left="720"/>
+        <w:rPr/>
+      </w:pPr>
+      <w:r>
+        <w:rPr/>
+        <w:t>Which algorithm to use to represent the 3D shape of the gesture motion.</w:t>
+      </w:r>
+    </w:p>
+    <w:p>
+      <w:pPr>
+        <w:pStyle w:val="ListParagraph"/>
+        <w:numPr>
+          <w:ilvl w:val="0"/>
+          <w:numId w:val="0"/>
+        </w:numPr>
+        <w:ind w:hanging="0" w:left="720"/>
+        <w:rPr/>
+      </w:pPr>
+      <w:r>
+        <w:rPr/>
+        <w:t>MiVRy offers 5 algorithms which can be selected by their ID (0 through 4).</w:t>
+      </w:r>
+    </w:p>
+    <w:p>
+      <w:pPr>
+        <w:pStyle w:val="ListParagraph"/>
+        <w:numPr>
+          <w:ilvl w:val="0"/>
+          <w:numId w:val="0"/>
+        </w:numPr>
+        <w:ind w:hanging="0" w:left="720"/>
+        <w:rPr/>
+      </w:pPr>
+      <w:r>
+        <w:rPr/>
+      </w:r>
+    </w:p>
+    <w:p>
+      <w:pPr>
+        <w:pStyle w:val="ListParagraph"/>
+        <w:numPr>
+          <w:ilvl w:val="0"/>
+          <w:numId w:val="0"/>
+        </w:numPr>
+        <w:ind w:hanging="0" w:left="720"/>
+        <w:rPr/>
+      </w:pPr>
+      <w:r>
+        <w:rPr/>
+        <w:t xml:space="preserve"> </w:t>
+      </w:r>
+      <w:r>
+        <w:rPr>
+          <w:i/>
+          <w:iCs/>
+        </w:rPr>
+        <w:t>OrientationAlgorithm (ID: 7)</w:t>
+      </w:r>
+    </w:p>
+    <w:p>
+      <w:pPr>
+        <w:pStyle w:val="ListParagraph"/>
+        <w:numPr>
+          <w:ilvl w:val="0"/>
+          <w:numId w:val="0"/>
+        </w:numPr>
+        <w:ind w:hanging="0" w:left="720"/>
+        <w:rPr/>
+      </w:pPr>
+      <w:r>
+        <w:rPr/>
+        <w:t>Which algorithm to use to interpret the orientation (direction) of the gesture motion.</w:t>
+      </w:r>
+    </w:p>
+    <w:p>
+      <w:pPr>
+        <w:pStyle w:val="ListParagraph"/>
+        <w:numPr>
+          <w:ilvl w:val="0"/>
+          <w:numId w:val="0"/>
+        </w:numPr>
+        <w:ind w:hanging="0" w:left="720"/>
+        <w:rPr/>
+      </w:pPr>
+      <w:r>
+        <w:rPr/>
+        <w:t>This affects the direction wich is returned as an optional parameter when a gesture was completed.MiVRy offers two different ways to calculate into which direction a gesture was performed which can be selected by their ID (either 0 or 1).</w:t>
+      </w:r>
+    </w:p>
+    <w:p>
+      <w:pPr>
+        <w:pStyle w:val="ListParagraph"/>
+        <w:numPr>
+          <w:ilvl w:val="0"/>
+          <w:numId w:val="0"/>
+        </w:numPr>
+        <w:ind w:hanging="0" w:left="720"/>
+        <w:rPr/>
+      </w:pPr>
+      <w:r>
+        <w:rPr/>
+      </w:r>
+    </w:p>
+    <w:p>
+      <w:pPr>
+        <w:pStyle w:val="ListParagraph"/>
+        <w:numPr>
+          <w:ilvl w:val="0"/>
+          <w:numId w:val="0"/>
+        </w:numPr>
+        <w:ind w:hanging="0" w:left="720"/>
+        <w:rPr/>
+      </w:pPr>
+      <w:r>
+        <w:rPr/>
+        <w:t xml:space="preserve"> </w:t>
+      </w:r>
+      <w:r>
+        <w:rPr>
+          <w:i/>
+          <w:iCs/>
+        </w:rPr>
+        <w:t>PivotPoint (ID: 8)</w:t>
+      </w:r>
+    </w:p>
+    <w:p>
+      <w:pPr>
+        <w:pStyle w:val="ListParagraph"/>
+        <w:numPr>
+          <w:ilvl w:val="0"/>
+          <w:numId w:val="0"/>
+        </w:numPr>
+        <w:ind w:hanging="0" w:left="720"/>
+        <w:rPr/>
+      </w:pPr>
+      <w:r>
+        <w:rPr/>
+        <w:t>Sets which point along the gesture motion to use as basis point ("pivot").</w:t>
+      </w:r>
+    </w:p>
+    <w:p>
+      <w:pPr>
+        <w:pStyle w:val="ListParagraph"/>
+        <w:numPr>
+          <w:ilvl w:val="0"/>
+          <w:numId w:val="0"/>
+        </w:numPr>
+        <w:ind w:hanging="0" w:left="720"/>
+        <w:rPr/>
+      </w:pPr>
+      <w:r>
+        <w:rPr/>
+        <w:t>This can be either the start point (ID: 1) or the center point (ID: 0).</w:t>
+      </w:r>
+    </w:p>
+    <w:p>
+      <w:pPr>
+        <w:pStyle w:val="ListParagraph"/>
+        <w:numPr>
+          <w:ilvl w:val="0"/>
+          <w:numId w:val="0"/>
+        </w:numPr>
+        <w:ind w:hanging="0" w:left="720"/>
+        <w:rPr/>
+      </w:pPr>
+      <w:r>
+        <w:rPr/>
+      </w:r>
+    </w:p>
+    <w:p>
+      <w:pPr>
+        <w:pStyle w:val="ListParagraph"/>
+        <w:numPr>
+          <w:ilvl w:val="0"/>
+          <w:numId w:val="0"/>
+        </w:numPr>
+        <w:ind w:hanging="0" w:left="720"/>
+        <w:rPr/>
+      </w:pPr>
+      <w:r>
+        <w:rPr/>
+        <w:t xml:space="preserve"> </w:t>
+      </w:r>
+      <w:r>
+        <w:rPr>
+          <w:i/>
+          <w:iCs/>
+        </w:rPr>
+        <w:t>ActivationFunction (ID: 9)</w:t>
+      </w:r>
+    </w:p>
+    <w:p>
+      <w:pPr>
+        <w:pStyle w:val="ListParagraph"/>
+        <w:numPr>
+          <w:ilvl w:val="0"/>
+          <w:numId w:val="0"/>
+        </w:numPr>
+        <w:ind w:hanging="0" w:left="720"/>
+        <w:rPr/>
+      </w:pPr>
+      <w:r>
+        <w:rPr/>
+        <w:t>Sets which activation function to use in each neuron of the neural network.</w:t>
+      </w:r>
+    </w:p>
+    <w:p>
+      <w:pPr>
+        <w:pStyle w:val="ListParagraph"/>
+        <w:numPr>
+          <w:ilvl w:val="0"/>
+          <w:numId w:val="0"/>
+        </w:numPr>
+        <w:ind w:hanging="0" w:left="720"/>
+        <w:rPr/>
+      </w:pPr>
+      <w:r>
+        <w:rPr/>
+        <w:t>MiVRy offers two possible activation functions which can be selected by their ID (0 or 1).</w:t>
+      </w:r>
+    </w:p>
+    <w:p>
+      <w:pPr>
+        <w:pStyle w:val="ListParagraph"/>
+        <w:numPr>
+          <w:ilvl w:val="0"/>
+          <w:numId w:val="0"/>
+        </w:numPr>
+        <w:ind w:hanging="0" w:left="720"/>
+        <w:rPr/>
+      </w:pPr>
+      <w:r>
+        <w:rPr/>
+      </w:r>
+    </w:p>
+    <w:p>
+      <w:pPr>
+        <w:pStyle w:val="ListParagraph"/>
+        <w:numPr>
+          <w:ilvl w:val="0"/>
+          <w:numId w:val="0"/>
+        </w:numPr>
+        <w:ind w:hanging="0" w:left="720"/>
+        <w:rPr/>
+      </w:pPr>
+      <w:r>
+        <w:rPr/>
+        <w:t xml:space="preserve"> </w:t>
+      </w:r>
+      <w:r>
+        <w:rPr>
+          <w:i/>
+          <w:iCs/>
+        </w:rPr>
+        <w:t>ActivationFactor (ID: 10)</w:t>
+      </w:r>
+    </w:p>
+    <w:p>
+      <w:pPr>
+        <w:pStyle w:val="ListParagraph"/>
+        <w:numPr>
+          <w:ilvl w:val="0"/>
+          <w:numId w:val="0"/>
+        </w:numPr>
+        <w:ind w:hanging="0" w:left="720"/>
+        <w:rPr/>
+      </w:pPr>
+      <w:r>
+        <w:rPr/>
+        <w:t>Sets the activation factor to use in each neuron of the neural network.</w:t>
+      </w:r>
+    </w:p>
+    <w:p>
+      <w:pPr>
+        <w:pStyle w:val="ListParagraph"/>
+        <w:numPr>
+          <w:ilvl w:val="0"/>
+          <w:numId w:val="0"/>
+        </w:numPr>
+        <w:ind w:hanging="0" w:left="720"/>
+        <w:rPr/>
+      </w:pPr>
+      <w:r>
+        <w:rPr/>
+      </w:r>
+    </w:p>
+    <w:p>
+      <w:pPr>
+        <w:pStyle w:val="ListParagraph"/>
+        <w:numPr>
+          <w:ilvl w:val="0"/>
+          <w:numId w:val="0"/>
+        </w:numPr>
+        <w:ind w:hanging="0" w:left="720"/>
+        <w:rPr/>
+      </w:pPr>
+      <w:r>
+        <w:rPr/>
+        <w:t xml:space="preserve"> </w:t>
+      </w:r>
+      <w:r>
+        <w:rPr>
+          <w:i/>
+          <w:iCs/>
+        </w:rPr>
+        <w:t>UseTimestamp (ID: 11)</w:t>
+      </w:r>
+    </w:p>
+    <w:p>
+      <w:pPr>
+        <w:pStyle w:val="ListParagraph"/>
+        <w:numPr>
+          <w:ilvl w:val="0"/>
+          <w:numId w:val="0"/>
+        </w:numPr>
+        <w:ind w:hanging="0" w:left="720"/>
+        <w:rPr/>
+      </w:pPr>
+      <w:r>
+        <w:rPr/>
+        <w:t>Sets whether the time (speed) of the gesture motion is used to identify the gesture.</w:t>
+      </w:r>
+    </w:p>
+    <w:p>
+      <w:pPr>
+        <w:pStyle w:val="ListParagraph"/>
+        <w:numPr>
+          <w:ilvl w:val="0"/>
+          <w:numId w:val="0"/>
+        </w:numPr>
+        <w:ind w:hanging="0" w:left="720"/>
+        <w:rPr/>
+      </w:pPr>
+      <w:r>
+        <w:rPr/>
+        <w:t>"0" mean no, "1" means yes.</w:t>
         <w:br/>
         <w:br/>
       </w:r>

--- a/unreal/Plugins/MiVRy/Documentation/Documentation.docx
+++ b/unreal/Plugins/MiVRy/Documentation/Documentation.docx
@@ -110,7 +110,7 @@
           <w:sz w:val="32"/>
           <w:szCs w:val="32"/>
         </w:rPr>
-        <w:t>4</w:t>
+        <w:t>5</w:t>
       </w:r>
     </w:p>
     <w:p>
@@ -495,7 +495,25 @@
           <w:sz w:val="28"/>
           <w:szCs w:val="28"/>
         </w:rPr>
-        <w:t>©2025 MARUI-PlugIn (inc.)</w:t>
+        <w:t>©202</w:t>
+      </w:r>
+      <w:r>
+        <w:rPr>
+          <w:rFonts w:eastAsia="" w:cs="" w:ascii="Calibri Light" w:hAnsi="Calibri Light" w:asciiTheme="majorHAnsi" w:cstheme="majorBidi" w:eastAsiaTheme="majorEastAsia" w:hAnsiTheme="majorHAnsi"/>
+          <w:color w:themeColor="accent1" w:themeShade="bf" w:val="2F5496"/>
+          <w:sz w:val="28"/>
+          <w:szCs w:val="28"/>
+        </w:rPr>
+        <w:t>6</w:t>
+      </w:r>
+      <w:r>
+        <w:rPr>
+          <w:rFonts w:eastAsia="" w:cs="" w:ascii="Calibri Light" w:hAnsi="Calibri Light" w:asciiTheme="majorHAnsi" w:cstheme="majorBidi" w:eastAsiaTheme="majorEastAsia" w:hAnsiTheme="majorHAnsi"/>
+          <w:color w:themeColor="accent1" w:themeShade="bf" w:val="2F5496"/>
+          <w:sz w:val="28"/>
+          <w:szCs w:val="28"/>
+        </w:rPr>
+        <w:t xml:space="preserve"> MARUI-PlugIn (inc.)</w:t>
       </w:r>
       <w:r>
         <w:br w:type="page"/>
@@ -702,7 +720,7 @@
         <w:rPr/>
         <w:t xml:space="preserve">4: </w:t>
       </w:r>
-      <w:hyperlink w:anchor="_4%2525252525253A_License_and">
+      <w:hyperlink w:anchor="_4%2525252525252525253A_License_and">
         <w:r>
           <w:rPr>
             <w:rStyle w:val="Hyperlink"/>
@@ -1760,7 +1778,7 @@
         <w:spacing w:before="0" w:after="0"/>
         <w:rPr/>
       </w:pPr>
-      <w:bookmarkStart w:id="5" w:name="_4%2525252525253A_License_and"/>
+      <w:bookmarkStart w:id="5" w:name="_4%2525252525252525253A_License_and"/>
       <w:bookmarkEnd w:id="5"/>
       <w:r>
         <w:rPr/>
@@ -2271,11 +2289,50 @@
     </w:p>
     <w:p>
       <w:pPr>
-        <w:pStyle w:val="Heading2"/>
-        <w:rPr/>
-      </w:pPr>
-      <w:r>
-        <w:rPr/>
+        <w:pStyle w:val="Normal"/>
+        <w:rPr/>
+      </w:pPr>
+      <w:r>
+        <w:rPr/>
+        <w:t>- "ContinuousGestureRecognition":</w:t>
+        <w:br/>
+        <w:t>Whether gestures should be identified continuously during gesturing, instead of after a gesture motion is finished. NOTE: You still need to start a gesture motion via the "trigger" for continuous recognition to start. You can do so via a trigger input (button) or by setting the trigger threshold to zero.</w:t>
+      </w:r>
+    </w:p>
+    <w:p>
+      <w:pPr>
+        <w:pStyle w:val="Normal"/>
+        <w:rPr/>
+      </w:pPr>
+      <w:r>
+        <w:rPr/>
+        <w:t>- "ContinuousGesturePeriod":</w:t>
+        <w:br/>
+        <w:t>Time frame (in milliseconds) that continuous gestures are expected to be. So if your gesture take about one second to perform one whole rotation, this setting should be “1000”.</w:t>
+      </w:r>
+    </w:p>
+    <w:p>
+      <w:pPr>
+        <w:pStyle w:val="Normal"/>
+        <w:rPr/>
+      </w:pPr>
+      <w:r>
+        <w:rPr/>
+        <w:t>- "ContinuousGestureSmoothing":</w:t>
+        <w:br/>
+        <w:t>The number of samples to use for smoothing continuous gesture identification results. This is offered so that the identified gesture does not abruptly change when during the gesturing the gesture motion briefly resembles a different recording. So if “Smoothing” is set to “3”, two prior identifications of the correct gesture can override the current identification and provide a smoother output. On the other side, this setting will cause a delay when switching from one gesture to another.</w:t>
+      </w:r>
+    </w:p>
+    <w:p>
+      <w:pPr>
+        <w:pStyle w:val="Normal"/>
+        <w:rPr/>
+      </w:pPr>
+      <w:r>
+        <w:rPr/>
+        <w:t>- “Compensate head motion”</w:t>
+        <w:br/>
+        <w:t>Whether the motion of your frame of reference should be removed from the motion of the joints of the hands. For example, if you’re turning you head to the right while constantly holding your hand in front of your face, the head rotation will be compensated and your hand will appear motionless to the gesture recognition AI. This setting affects how gestures are recorded – it is not possible to change this after the gesture sample has been recorded. Please note that activating the "compensate head motion" option is likely to result in lower recognition scores and lower similarity values for identified gestures. This is because people tend to look at their hands when gesturing. Imagine making a "swipe-left" gesture and a "swipe-right" gesture. If you don't compensate head motion, they are easy to distinguish. But if you look at your hands while making the gesture and compensate for that head motion, then all that MiVRy gets is that your hand stays in front of your face. Then it's difficult to distinguish whether you swiped left or right.</w:t>
       </w:r>
       <w:r>
         <w:br w:type="page"/>
@@ -4668,11 +4725,7 @@
       </w:pPr>
       <w:r>
         <w:rPr/>
-        <w:t>T</w:t>
-      </w:r>
-      <w:r>
-        <w:rPr/>
-        <w:t>he `setTrainingParameter` function allows you to define specific features of the AI training process. This is intended for advanced users to adust the training process for they specific requirements of their applications.</w:t>
+        <w:t>The `setTrainingParameter` function allows you to define specific features of the AI training process. This is intended for advanced users to adust the training process for they specific requirements of their applications.</w:t>
       </w:r>
     </w:p>
     <w:p>
@@ -5420,6 +5473,203 @@
       <w:r>
         <w:rPr/>
         <w:t>"0" mean no, "1" means yes.</w:t>
+      </w:r>
+    </w:p>
+    <w:p>
+      <w:pPr>
+        <w:pStyle w:val="ListParagraph"/>
+        <w:numPr>
+          <w:ilvl w:val="0"/>
+          <w:numId w:val="0"/>
+        </w:numPr>
+        <w:ind w:hanging="0" w:left="720"/>
+        <w:rPr/>
+      </w:pPr>
+      <w:r>
+        <w:rPr/>
+      </w:r>
+    </w:p>
+    <w:p>
+      <w:pPr>
+        <w:pStyle w:val="ListParagraph"/>
+        <w:numPr>
+          <w:ilvl w:val="0"/>
+          <w:numId w:val="0"/>
+        </w:numPr>
+        <w:ind w:hanging="0" w:left="720"/>
+        <w:rPr>
+          <w:i/>
+          <w:i/>
+          <w:iCs/>
+        </w:rPr>
+      </w:pPr>
+      <w:r>
+        <w:rPr>
+          <w:i/>
+          <w:iCs/>
+        </w:rPr>
+        <w:t xml:space="preserve"> </w:t>
+      </w:r>
+      <w:r>
+        <w:rPr>
+          <w:i/>
+          <w:iCs/>
+        </w:rPr>
+        <w:t>StrokeTypeOverride (ID: 11)</w:t>
+      </w:r>
+    </w:p>
+    <w:p>
+      <w:pPr>
+        <w:pStyle w:val="ListParagraph"/>
+        <w:numPr>
+          <w:ilvl w:val="0"/>
+          <w:numId w:val="0"/>
+        </w:numPr>
+        <w:ind w:hanging="0" w:left="720"/>
+        <w:rPr/>
+      </w:pPr>
+      <w:r>
+        <w:rPr/>
+        <w:t>Sets whether type of recorded sample gesture motions should be reinterpreted during training.</w:t>
+        <w:br/>
+        <w:t>"0" to interpret all samples as “normal”, "1" to interpret all samples as “continuous gesture identification”, -1 to not change the sample type.</w:t>
+      </w:r>
+    </w:p>
+    <w:p>
+      <w:pPr>
+        <w:pStyle w:val="ListParagraph"/>
+        <w:numPr>
+          <w:ilvl w:val="0"/>
+          <w:numId w:val="0"/>
+        </w:numPr>
+        <w:ind w:hanging="0" w:left="720"/>
+        <w:rPr/>
+      </w:pPr>
+      <w:r>
+        <w:rPr/>
+      </w:r>
+    </w:p>
+    <w:p>
+      <w:pPr>
+        <w:pStyle w:val="ListParagraph"/>
+        <w:numPr>
+          <w:ilvl w:val="0"/>
+          <w:numId w:val="0"/>
+        </w:numPr>
+        <w:ind w:hanging="0" w:left="720"/>
+        <w:rPr>
+          <w:b/>
+          <w:bCs/>
+        </w:rPr>
+      </w:pPr>
+      <w:r>
+        <w:rPr>
+          <w:b/>
+          <w:bCs/>
+        </w:rPr>
+        <w:t>(16) I have recorded some gesture combinations which only use the left hand or right hand. When gesturing with both hands they do not get recognized.</w:t>
+      </w:r>
+    </w:p>
+    <w:p>
+      <w:pPr>
+        <w:pStyle w:val="ListParagraph"/>
+        <w:numPr>
+          <w:ilvl w:val="0"/>
+          <w:numId w:val="0"/>
+        </w:numPr>
+        <w:ind w:hanging="0" w:left="720"/>
+        <w:rPr/>
+      </w:pPr>
+      <w:r>
+        <w:rPr/>
+      </w:r>
+    </w:p>
+    <w:p>
+      <w:pPr>
+        <w:pStyle w:val="ListParagraph"/>
+        <w:numPr>
+          <w:ilvl w:val="0"/>
+          <w:numId w:val="0"/>
+        </w:numPr>
+        <w:ind w:hanging="0" w:left="720"/>
+        <w:rPr/>
+      </w:pPr>
+      <w:r>
+        <w:rPr/>
+        <w:t>If you define a gesture to only include one hand, but then make a gesture motion with both hands (ie performing the 'trigger' for both hands) then MiVRy will conclude that obviously you do not intend to make the one-handed gesture, hence it will not be included in the possible results.</w:t>
+      </w:r>
+    </w:p>
+    <w:p>
+      <w:pPr>
+        <w:pStyle w:val="ListParagraph"/>
+        <w:numPr>
+          <w:ilvl w:val="0"/>
+          <w:numId w:val="0"/>
+        </w:numPr>
+        <w:ind w:hanging="0" w:left="720"/>
+        <w:rPr/>
+      </w:pPr>
+      <w:r>
+        <w:rPr/>
+      </w:r>
+    </w:p>
+    <w:p>
+      <w:pPr>
+        <w:pStyle w:val="ListParagraph"/>
+        <w:numPr>
+          <w:ilvl w:val="0"/>
+          <w:numId w:val="0"/>
+        </w:numPr>
+        <w:ind w:hanging="0" w:left="720"/>
+        <w:rPr/>
+      </w:pPr>
+      <w:r>
+        <w:rPr/>
+        <w:t>If you want a gesture to be identified when making a gesture motion with both hands, you should define what the other hands is doing during the gesture motion.</w:t>
+      </w:r>
+    </w:p>
+    <w:p>
+      <w:pPr>
+        <w:pStyle w:val="ListParagraph"/>
+        <w:numPr>
+          <w:ilvl w:val="0"/>
+          <w:numId w:val="0"/>
+        </w:numPr>
+        <w:ind w:hanging="0" w:left="720"/>
+        <w:rPr/>
+      </w:pPr>
+      <w:r>
+        <w:rPr/>
+        <w:t>Leaving hand samples empty is also possible, but recognition performance may not be as good.</w:t>
+      </w:r>
+    </w:p>
+    <w:p>
+      <w:pPr>
+        <w:pStyle w:val="ListParagraph"/>
+        <w:numPr>
+          <w:ilvl w:val="0"/>
+          <w:numId w:val="0"/>
+        </w:numPr>
+        <w:ind w:hanging="0" w:left="720"/>
+        <w:rPr/>
+      </w:pPr>
+      <w:r>
+        <w:rPr/>
+      </w:r>
+    </w:p>
+    <w:p>
+      <w:pPr>
+        <w:pStyle w:val="ListParagraph"/>
+        <w:numPr>
+          <w:ilvl w:val="0"/>
+          <w:numId w:val="0"/>
+        </w:numPr>
+        <w:ind w:hanging="0" w:left="720"/>
+        <w:rPr/>
+      </w:pPr>
+      <w:r>
+        <w:rPr/>
+        <w:t>Alternatively you can choose to record your left hand gesture and right hand gesture into two separate files, and use two separate `Mivry.cs` script components or `GestureRecognition.cs` objects in your scene, one which only track the left hand and the other to only track the right hand.</w:t>
         <w:br/>
         <w:br/>
       </w:r>
